--- a/public/files/shareholder-register/shareholder-register.docx
+++ b/public/files/shareholder-register/shareholder-register.docx
@@ -4,7 +4,7 @@
   <w:body>
     <w:p>
       <w:pPr>
-        <w:spacing w:after="44" w:before="0" w:line="312" w:lineRule="auto"/>
+        <w:spacing w:after="47" w:before="0" w:line="312" w:lineRule="auto"/>
         <w:jc w:val="center"/>
       </w:pPr>
       <w:r>
@@ -19,7 +19,7 @@
     </w:p>
     <w:p>
       <w:pPr>
-        <w:spacing w:after="110" w:before="0" w:line="312" w:lineRule="auto"/>
+        <w:spacing w:after="117" w:before="0" w:line="312" w:lineRule="auto"/>
         <w:jc w:val="left"/>
         <w:pBdr>
           <w:bottom w:val="single" w:sz="14" w:space="2" w:color="24384F"/>
@@ -50,7 +50,7 @@
       </w:tblGrid>
       <w:tr>
         <w:trPr>
-          <w:trHeight w:val="496" w:hRule="atLeast"/>
+          <w:trHeight w:val="531" w:hRule="atLeast"/>
         </w:trPr>
         <w:tc>
           <w:tcPr>
@@ -192,7 +192,7 @@
       </w:tr>
       <w:tr>
         <w:trPr>
-          <w:trHeight w:val="496" w:hRule="atLeast"/>
+          <w:trHeight w:val="531" w:hRule="atLeast"/>
         </w:trPr>
         <w:tc>
           <w:tcPr>
@@ -335,7 +335,7 @@
     </w:tbl>
     <w:p>
       <w:pPr>
-        <w:spacing w:after="44" w:before="0" w:line="312" w:lineRule="auto"/>
+        <w:spacing w:after="47" w:before="0" w:line="312" w:lineRule="auto"/>
         <w:jc w:val="left"/>
       </w:pPr>
       <w:r>
@@ -348,7 +348,7 @@
     </w:p>
     <w:p>
       <w:pPr>
-        <w:spacing w:after="44" w:before="88" w:line="312" w:lineRule="auto"/>
+        <w:spacing w:after="47" w:before="94" w:line="312" w:lineRule="auto"/>
         <w:jc w:val="left"/>
         <w:pBdr>
           <w:bottom w:val="single" w:sz="6" w:space="2" w:color="C9D2DD"/>
@@ -393,7 +393,7 @@
       </w:tblGrid>
       <w:tr>
         <w:trPr>
-          <w:trHeight w:val="496" w:hRule="atLeast"/>
+          <w:trHeight w:val="531" w:hRule="atLeast"/>
         </w:trPr>
         <w:tc>
           <w:tcPr>
@@ -630,7 +630,7 @@
       </w:tr>
       <w:tr>
         <w:trPr>
-          <w:trHeight w:val="496" w:hRule="atLeast"/>
+          <w:trHeight w:val="531" w:hRule="atLeast"/>
         </w:trPr>
         <w:tc>
           <w:tcPr>
@@ -646,7 +646,7 @@
           <w:p>
             <w:pPr>
               <w:spacing w:after="0" w:line="312" w:lineRule="auto"/>
-              <w:jc w:val="left"/>
+              <w:jc w:val="center"/>
             </w:pPr>
             <w:r/>
             <w:r>
@@ -672,7 +672,7 @@
           <w:p>
             <w:pPr>
               <w:spacing w:after="0" w:line="312" w:lineRule="auto"/>
-              <w:jc w:val="left"/>
+              <w:jc w:val="center"/>
             </w:pPr>
             <w:r/>
             <w:r>
@@ -698,7 +698,7 @@
           <w:p>
             <w:pPr>
               <w:spacing w:after="0" w:line="312" w:lineRule="auto"/>
-              <w:jc w:val="left"/>
+              <w:jc w:val="center"/>
             </w:pPr>
             <w:r/>
             <w:r>
@@ -724,7 +724,7 @@
           <w:p>
             <w:pPr>
               <w:spacing w:after="0" w:line="312" w:lineRule="auto"/>
-              <w:jc w:val="left"/>
+              <w:jc w:val="center"/>
             </w:pPr>
             <w:r/>
             <w:r>
@@ -750,7 +750,7 @@
           <w:p>
             <w:pPr>
               <w:spacing w:after="0" w:line="312" w:lineRule="auto"/>
-              <w:jc w:val="left"/>
+              <w:jc w:val="center"/>
             </w:pPr>
             <w:r/>
             <w:r>
@@ -776,7 +776,7 @@
           <w:p>
             <w:pPr>
               <w:spacing w:after="0" w:line="312" w:lineRule="auto"/>
-              <w:jc w:val="left"/>
+              <w:jc w:val="center"/>
             </w:pPr>
             <w:r/>
             <w:r>
@@ -802,7 +802,7 @@
           <w:p>
             <w:pPr>
               <w:spacing w:after="0" w:line="312" w:lineRule="auto"/>
-              <w:jc w:val="left"/>
+              <w:jc w:val="center"/>
             </w:pPr>
             <w:r/>
             <w:r>
@@ -828,7 +828,7 @@
           <w:p>
             <w:pPr>
               <w:spacing w:after="0" w:line="312" w:lineRule="auto"/>
-              <w:jc w:val="left"/>
+              <w:jc w:val="center"/>
             </w:pPr>
             <w:r/>
             <w:r>
@@ -843,7 +843,7 @@
       </w:tr>
       <w:tr>
         <w:trPr>
-          <w:trHeight w:val="496" w:hRule="atLeast"/>
+          <w:trHeight w:val="531" w:hRule="atLeast"/>
         </w:trPr>
         <w:tc>
           <w:tcPr>
@@ -859,7 +859,7 @@
           <w:p>
             <w:pPr>
               <w:spacing w:after="0" w:line="312" w:lineRule="auto"/>
-              <w:jc w:val="left"/>
+              <w:jc w:val="center"/>
             </w:pPr>
             <w:r/>
             <w:r>
@@ -885,7 +885,7 @@
           <w:p>
             <w:pPr>
               <w:spacing w:after="0" w:line="312" w:lineRule="auto"/>
-              <w:jc w:val="left"/>
+              <w:jc w:val="center"/>
             </w:pPr>
             <w:r/>
             <w:r>
@@ -911,7 +911,7 @@
           <w:p>
             <w:pPr>
               <w:spacing w:after="0" w:line="312" w:lineRule="auto"/>
-              <w:jc w:val="left"/>
+              <w:jc w:val="center"/>
             </w:pPr>
             <w:r/>
             <w:r>
@@ -937,7 +937,7 @@
           <w:p>
             <w:pPr>
               <w:spacing w:after="0" w:line="312" w:lineRule="auto"/>
-              <w:jc w:val="left"/>
+              <w:jc w:val="center"/>
             </w:pPr>
             <w:r/>
             <w:r>
@@ -963,7 +963,7 @@
           <w:p>
             <w:pPr>
               <w:spacing w:after="0" w:line="312" w:lineRule="auto"/>
-              <w:jc w:val="left"/>
+              <w:jc w:val="center"/>
             </w:pPr>
             <w:r/>
             <w:r>
@@ -989,7 +989,7 @@
           <w:p>
             <w:pPr>
               <w:spacing w:after="0" w:line="312" w:lineRule="auto"/>
-              <w:jc w:val="left"/>
+              <w:jc w:val="center"/>
             </w:pPr>
             <w:r/>
             <w:r>
@@ -1015,7 +1015,7 @@
           <w:p>
             <w:pPr>
               <w:spacing w:after="0" w:line="312" w:lineRule="auto"/>
-              <w:jc w:val="left"/>
+              <w:jc w:val="center"/>
             </w:pPr>
             <w:r/>
             <w:r>
@@ -1041,7 +1041,7 @@
           <w:p>
             <w:pPr>
               <w:spacing w:after="0" w:line="312" w:lineRule="auto"/>
-              <w:jc w:val="left"/>
+              <w:jc w:val="center"/>
             </w:pPr>
             <w:r/>
             <w:r>
@@ -1056,7 +1056,7 @@
       </w:tr>
       <w:tr>
         <w:trPr>
-          <w:trHeight w:val="496" w:hRule="atLeast"/>
+          <w:trHeight w:val="531" w:hRule="atLeast"/>
         </w:trPr>
         <w:tc>
           <w:tcPr>
@@ -1072,7 +1072,7 @@
           <w:p>
             <w:pPr>
               <w:spacing w:after="0" w:line="312" w:lineRule="auto"/>
-              <w:jc w:val="left"/>
+              <w:jc w:val="center"/>
             </w:pPr>
             <w:r/>
             <w:r>
@@ -1098,7 +1098,7 @@
           <w:p>
             <w:pPr>
               <w:spacing w:after="0" w:line="312" w:lineRule="auto"/>
-              <w:jc w:val="left"/>
+              <w:jc w:val="center"/>
             </w:pPr>
             <w:r/>
             <w:r>
@@ -1124,7 +1124,7 @@
           <w:p>
             <w:pPr>
               <w:spacing w:after="0" w:line="312" w:lineRule="auto"/>
-              <w:jc w:val="left"/>
+              <w:jc w:val="center"/>
             </w:pPr>
             <w:r/>
             <w:r>
@@ -1150,7 +1150,7 @@
           <w:p>
             <w:pPr>
               <w:spacing w:after="0" w:line="312" w:lineRule="auto"/>
-              <w:jc w:val="left"/>
+              <w:jc w:val="center"/>
             </w:pPr>
             <w:r/>
             <w:r>
@@ -1176,7 +1176,7 @@
           <w:p>
             <w:pPr>
               <w:spacing w:after="0" w:line="312" w:lineRule="auto"/>
-              <w:jc w:val="left"/>
+              <w:jc w:val="center"/>
             </w:pPr>
             <w:r/>
             <w:r>
@@ -1202,7 +1202,7 @@
           <w:p>
             <w:pPr>
               <w:spacing w:after="0" w:line="312" w:lineRule="auto"/>
-              <w:jc w:val="left"/>
+              <w:jc w:val="center"/>
             </w:pPr>
             <w:r/>
             <w:r>
@@ -1228,7 +1228,7 @@
           <w:p>
             <w:pPr>
               <w:spacing w:after="0" w:line="312" w:lineRule="auto"/>
-              <w:jc w:val="left"/>
+              <w:jc w:val="center"/>
             </w:pPr>
             <w:r/>
             <w:r>
@@ -1254,7 +1254,7 @@
           <w:p>
             <w:pPr>
               <w:spacing w:after="0" w:line="312" w:lineRule="auto"/>
-              <w:jc w:val="left"/>
+              <w:jc w:val="center"/>
             </w:pPr>
             <w:r/>
             <w:r>
@@ -1269,7 +1269,7 @@
       </w:tr>
       <w:tr>
         <w:trPr>
-          <w:trHeight w:val="496" w:hRule="atLeast"/>
+          <w:trHeight w:val="531" w:hRule="atLeast"/>
         </w:trPr>
         <w:tc>
           <w:tcPr>
@@ -1285,7 +1285,7 @@
           <w:p>
             <w:pPr>
               <w:spacing w:after="0" w:line="312" w:lineRule="auto"/>
-              <w:jc w:val="left"/>
+              <w:jc w:val="center"/>
             </w:pPr>
             <w:r/>
             <w:r>
@@ -1311,7 +1311,7 @@
           <w:p>
             <w:pPr>
               <w:spacing w:after="0" w:line="312" w:lineRule="auto"/>
-              <w:jc w:val="left"/>
+              <w:jc w:val="center"/>
             </w:pPr>
             <w:r/>
             <w:r>
@@ -1337,7 +1337,7 @@
           <w:p>
             <w:pPr>
               <w:spacing w:after="0" w:line="312" w:lineRule="auto"/>
-              <w:jc w:val="left"/>
+              <w:jc w:val="center"/>
             </w:pPr>
             <w:r/>
             <w:r>
@@ -1363,7 +1363,7 @@
           <w:p>
             <w:pPr>
               <w:spacing w:after="0" w:line="312" w:lineRule="auto"/>
-              <w:jc w:val="left"/>
+              <w:jc w:val="center"/>
             </w:pPr>
             <w:r/>
             <w:r>
@@ -1389,7 +1389,7 @@
           <w:p>
             <w:pPr>
               <w:spacing w:after="0" w:line="312" w:lineRule="auto"/>
-              <w:jc w:val="left"/>
+              <w:jc w:val="center"/>
             </w:pPr>
             <w:r/>
             <w:r>
@@ -1415,7 +1415,7 @@
           <w:p>
             <w:pPr>
               <w:spacing w:after="0" w:line="312" w:lineRule="auto"/>
-              <w:jc w:val="left"/>
+              <w:jc w:val="center"/>
             </w:pPr>
             <w:r/>
             <w:r>
@@ -1441,7 +1441,7 @@
           <w:p>
             <w:pPr>
               <w:spacing w:after="0" w:line="312" w:lineRule="auto"/>
-              <w:jc w:val="left"/>
+              <w:jc w:val="center"/>
             </w:pPr>
             <w:r/>
             <w:r>
@@ -1467,7 +1467,7 @@
           <w:p>
             <w:pPr>
               <w:spacing w:after="0" w:line="312" w:lineRule="auto"/>
-              <w:jc w:val="left"/>
+              <w:jc w:val="center"/>
             </w:pPr>
             <w:r/>
             <w:r>
@@ -1482,7 +1482,7 @@
       </w:tr>
       <w:tr>
         <w:trPr>
-          <w:trHeight w:val="496" w:hRule="atLeast"/>
+          <w:trHeight w:val="531" w:hRule="atLeast"/>
         </w:trPr>
         <w:tc>
           <w:tcPr>
@@ -1498,7 +1498,7 @@
           <w:p>
             <w:pPr>
               <w:spacing w:after="0" w:line="312" w:lineRule="auto"/>
-              <w:jc w:val="left"/>
+              <w:jc w:val="center"/>
             </w:pPr>
             <w:r/>
             <w:r>
@@ -1524,7 +1524,7 @@
           <w:p>
             <w:pPr>
               <w:spacing w:after="0" w:line="312" w:lineRule="auto"/>
-              <w:jc w:val="left"/>
+              <w:jc w:val="center"/>
             </w:pPr>
             <w:r/>
             <w:r>
@@ -1550,7 +1550,7 @@
           <w:p>
             <w:pPr>
               <w:spacing w:after="0" w:line="312" w:lineRule="auto"/>
-              <w:jc w:val="left"/>
+              <w:jc w:val="center"/>
             </w:pPr>
             <w:r/>
             <w:r>
@@ -1576,7 +1576,7 @@
           <w:p>
             <w:pPr>
               <w:spacing w:after="0" w:line="312" w:lineRule="auto"/>
-              <w:jc w:val="left"/>
+              <w:jc w:val="center"/>
             </w:pPr>
             <w:r/>
             <w:r>
@@ -1602,7 +1602,7 @@
           <w:p>
             <w:pPr>
               <w:spacing w:after="0" w:line="312" w:lineRule="auto"/>
-              <w:jc w:val="left"/>
+              <w:jc w:val="center"/>
             </w:pPr>
             <w:r/>
             <w:r>
@@ -1628,7 +1628,7 @@
           <w:p>
             <w:pPr>
               <w:spacing w:after="0" w:line="312" w:lineRule="auto"/>
-              <w:jc w:val="left"/>
+              <w:jc w:val="center"/>
             </w:pPr>
             <w:r/>
             <w:r>
@@ -1654,7 +1654,7 @@
           <w:p>
             <w:pPr>
               <w:spacing w:after="0" w:line="312" w:lineRule="auto"/>
-              <w:jc w:val="left"/>
+              <w:jc w:val="center"/>
             </w:pPr>
             <w:r/>
             <w:r>
@@ -1680,7 +1680,7 @@
           <w:p>
             <w:pPr>
               <w:spacing w:after="0" w:line="312" w:lineRule="auto"/>
-              <w:jc w:val="left"/>
+              <w:jc w:val="center"/>
             </w:pPr>
             <w:r/>
             <w:r>
@@ -1695,7 +1695,7 @@
       </w:tr>
       <w:tr>
         <w:trPr>
-          <w:trHeight w:val="496" w:hRule="atLeast"/>
+          <w:trHeight w:val="531" w:hRule="atLeast"/>
         </w:trPr>
         <w:tc>
           <w:tcPr>
@@ -1711,7 +1711,7 @@
           <w:p>
             <w:pPr>
               <w:spacing w:after="0" w:line="312" w:lineRule="auto"/>
-              <w:jc w:val="left"/>
+              <w:jc w:val="center"/>
             </w:pPr>
             <w:r/>
             <w:r>
@@ -1737,7 +1737,7 @@
           <w:p>
             <w:pPr>
               <w:spacing w:after="0" w:line="312" w:lineRule="auto"/>
-              <w:jc w:val="left"/>
+              <w:jc w:val="center"/>
             </w:pPr>
             <w:r/>
             <w:r>
@@ -1763,7 +1763,7 @@
           <w:p>
             <w:pPr>
               <w:spacing w:after="0" w:line="312" w:lineRule="auto"/>
-              <w:jc w:val="left"/>
+              <w:jc w:val="center"/>
             </w:pPr>
             <w:r/>
             <w:r>
@@ -1789,7 +1789,7 @@
           <w:p>
             <w:pPr>
               <w:spacing w:after="0" w:line="312" w:lineRule="auto"/>
-              <w:jc w:val="left"/>
+              <w:jc w:val="center"/>
             </w:pPr>
             <w:r/>
             <w:r>
@@ -1815,7 +1815,7 @@
           <w:p>
             <w:pPr>
               <w:spacing w:after="0" w:line="312" w:lineRule="auto"/>
-              <w:jc w:val="left"/>
+              <w:jc w:val="center"/>
             </w:pPr>
             <w:r/>
             <w:r>
@@ -1841,7 +1841,7 @@
           <w:p>
             <w:pPr>
               <w:spacing w:after="0" w:line="312" w:lineRule="auto"/>
-              <w:jc w:val="left"/>
+              <w:jc w:val="center"/>
             </w:pPr>
             <w:r/>
             <w:r>
@@ -1867,7 +1867,7 @@
           <w:p>
             <w:pPr>
               <w:spacing w:after="0" w:line="312" w:lineRule="auto"/>
-              <w:jc w:val="left"/>
+              <w:jc w:val="center"/>
             </w:pPr>
             <w:r/>
             <w:r>
@@ -1893,7 +1893,7 @@
           <w:p>
             <w:pPr>
               <w:spacing w:after="0" w:line="312" w:lineRule="auto"/>
-              <w:jc w:val="left"/>
+              <w:jc w:val="center"/>
             </w:pPr>
             <w:r/>
             <w:r>
@@ -1908,7 +1908,7 @@
       </w:tr>
       <w:tr>
         <w:trPr>
-          <w:trHeight w:val="496" w:hRule="atLeast"/>
+          <w:trHeight w:val="531" w:hRule="atLeast"/>
         </w:trPr>
         <w:tc>
           <w:tcPr>
@@ -1924,7 +1924,7 @@
           <w:p>
             <w:pPr>
               <w:spacing w:after="0" w:line="312" w:lineRule="auto"/>
-              <w:jc w:val="left"/>
+              <w:jc w:val="center"/>
             </w:pPr>
             <w:r/>
             <w:r>
@@ -1950,7 +1950,7 @@
           <w:p>
             <w:pPr>
               <w:spacing w:after="0" w:line="312" w:lineRule="auto"/>
-              <w:jc w:val="left"/>
+              <w:jc w:val="center"/>
             </w:pPr>
             <w:r/>
             <w:r>
@@ -1976,7 +1976,7 @@
           <w:p>
             <w:pPr>
               <w:spacing w:after="0" w:line="312" w:lineRule="auto"/>
-              <w:jc w:val="left"/>
+              <w:jc w:val="center"/>
             </w:pPr>
             <w:r/>
             <w:r>
@@ -2002,7 +2002,7 @@
           <w:p>
             <w:pPr>
               <w:spacing w:after="0" w:line="312" w:lineRule="auto"/>
-              <w:jc w:val="left"/>
+              <w:jc w:val="center"/>
             </w:pPr>
             <w:r/>
             <w:r>
@@ -2028,7 +2028,7 @@
           <w:p>
             <w:pPr>
               <w:spacing w:after="0" w:line="312" w:lineRule="auto"/>
-              <w:jc w:val="left"/>
+              <w:jc w:val="center"/>
             </w:pPr>
             <w:r/>
             <w:r>
@@ -2054,7 +2054,7 @@
           <w:p>
             <w:pPr>
               <w:spacing w:after="0" w:line="312" w:lineRule="auto"/>
-              <w:jc w:val="left"/>
+              <w:jc w:val="center"/>
             </w:pPr>
             <w:r/>
             <w:r>
@@ -2080,7 +2080,7 @@
           <w:p>
             <w:pPr>
               <w:spacing w:after="0" w:line="312" w:lineRule="auto"/>
-              <w:jc w:val="left"/>
+              <w:jc w:val="center"/>
             </w:pPr>
             <w:r/>
             <w:r>
@@ -2106,7 +2106,7 @@
           <w:p>
             <w:pPr>
               <w:spacing w:after="0" w:line="312" w:lineRule="auto"/>
-              <w:jc w:val="left"/>
+              <w:jc w:val="center"/>
             </w:pPr>
             <w:r/>
             <w:r>
@@ -2121,7 +2121,7 @@
       </w:tr>
       <w:tr>
         <w:trPr>
-          <w:trHeight w:val="496" w:hRule="atLeast"/>
+          <w:trHeight w:val="531" w:hRule="atLeast"/>
         </w:trPr>
         <w:tc>
           <w:tcPr>
@@ -2137,7 +2137,7 @@
           <w:p>
             <w:pPr>
               <w:spacing w:after="0" w:line="312" w:lineRule="auto"/>
-              <w:jc w:val="left"/>
+              <w:jc w:val="center"/>
             </w:pPr>
             <w:r/>
             <w:r>
@@ -2163,7 +2163,7 @@
           <w:p>
             <w:pPr>
               <w:spacing w:after="0" w:line="312" w:lineRule="auto"/>
-              <w:jc w:val="left"/>
+              <w:jc w:val="center"/>
             </w:pPr>
             <w:r/>
             <w:r>
@@ -2189,7 +2189,7 @@
           <w:p>
             <w:pPr>
               <w:spacing w:after="0" w:line="312" w:lineRule="auto"/>
-              <w:jc w:val="left"/>
+              <w:jc w:val="center"/>
             </w:pPr>
             <w:r/>
             <w:r>
@@ -2215,7 +2215,7 @@
           <w:p>
             <w:pPr>
               <w:spacing w:after="0" w:line="312" w:lineRule="auto"/>
-              <w:jc w:val="left"/>
+              <w:jc w:val="center"/>
             </w:pPr>
             <w:r/>
             <w:r>
@@ -2241,7 +2241,7 @@
           <w:p>
             <w:pPr>
               <w:spacing w:after="0" w:line="312" w:lineRule="auto"/>
-              <w:jc w:val="left"/>
+              <w:jc w:val="center"/>
             </w:pPr>
             <w:r/>
             <w:r>
@@ -2267,7 +2267,7 @@
           <w:p>
             <w:pPr>
               <w:spacing w:after="0" w:line="312" w:lineRule="auto"/>
-              <w:jc w:val="left"/>
+              <w:jc w:val="center"/>
             </w:pPr>
             <w:r/>
             <w:r>
@@ -2293,7 +2293,7 @@
           <w:p>
             <w:pPr>
               <w:spacing w:after="0" w:line="312" w:lineRule="auto"/>
-              <w:jc w:val="left"/>
+              <w:jc w:val="center"/>
             </w:pPr>
             <w:r/>
             <w:r>
@@ -2319,7 +2319,7 @@
           <w:p>
             <w:pPr>
               <w:spacing w:after="0" w:line="312" w:lineRule="auto"/>
-              <w:jc w:val="left"/>
+              <w:jc w:val="center"/>
             </w:pPr>
             <w:r/>
             <w:r>
@@ -2334,7 +2334,7 @@
       </w:tr>
       <w:tr>
         <w:trPr>
-          <w:trHeight w:val="496" w:hRule="atLeast"/>
+          <w:trHeight w:val="531" w:hRule="atLeast"/>
         </w:trPr>
         <w:tc>
           <w:tcPr>
@@ -2350,7 +2350,7 @@
           <w:p>
             <w:pPr>
               <w:spacing w:after="0" w:line="312" w:lineRule="auto"/>
-              <w:jc w:val="left"/>
+              <w:jc w:val="center"/>
             </w:pPr>
             <w:r/>
             <w:r>
@@ -2376,7 +2376,7 @@
           <w:p>
             <w:pPr>
               <w:spacing w:after="0" w:line="312" w:lineRule="auto"/>
-              <w:jc w:val="left"/>
+              <w:jc w:val="center"/>
             </w:pPr>
             <w:r/>
             <w:r>
@@ -2402,7 +2402,7 @@
           <w:p>
             <w:pPr>
               <w:spacing w:after="0" w:line="312" w:lineRule="auto"/>
-              <w:jc w:val="left"/>
+              <w:jc w:val="center"/>
             </w:pPr>
             <w:r/>
             <w:r>
@@ -2428,7 +2428,7 @@
           <w:p>
             <w:pPr>
               <w:spacing w:after="0" w:line="312" w:lineRule="auto"/>
-              <w:jc w:val="left"/>
+              <w:jc w:val="center"/>
             </w:pPr>
             <w:r/>
             <w:r>
@@ -2454,7 +2454,7 @@
           <w:p>
             <w:pPr>
               <w:spacing w:after="0" w:line="312" w:lineRule="auto"/>
-              <w:jc w:val="left"/>
+              <w:jc w:val="center"/>
             </w:pPr>
             <w:r/>
             <w:r>
@@ -2480,7 +2480,7 @@
           <w:p>
             <w:pPr>
               <w:spacing w:after="0" w:line="312" w:lineRule="auto"/>
-              <w:jc w:val="left"/>
+              <w:jc w:val="center"/>
             </w:pPr>
             <w:r/>
             <w:r>
@@ -2506,7 +2506,7 @@
           <w:p>
             <w:pPr>
               <w:spacing w:after="0" w:line="312" w:lineRule="auto"/>
-              <w:jc w:val="left"/>
+              <w:jc w:val="center"/>
             </w:pPr>
             <w:r/>
             <w:r>
@@ -2532,7 +2532,7 @@
           <w:p>
             <w:pPr>
               <w:spacing w:after="0" w:line="312" w:lineRule="auto"/>
-              <w:jc w:val="left"/>
+              <w:jc w:val="center"/>
             </w:pPr>
             <w:r/>
             <w:r>
@@ -2547,7 +2547,7 @@
       </w:tr>
       <w:tr>
         <w:trPr>
-          <w:trHeight w:val="496" w:hRule="atLeast"/>
+          <w:trHeight w:val="531" w:hRule="atLeast"/>
         </w:trPr>
         <w:tc>
           <w:tcPr>
@@ -2563,7 +2563,7 @@
           <w:p>
             <w:pPr>
               <w:spacing w:after="0" w:line="312" w:lineRule="auto"/>
-              <w:jc w:val="left"/>
+              <w:jc w:val="center"/>
             </w:pPr>
             <w:r/>
             <w:r>
@@ -2589,7 +2589,7 @@
           <w:p>
             <w:pPr>
               <w:spacing w:after="0" w:line="312" w:lineRule="auto"/>
-              <w:jc w:val="left"/>
+              <w:jc w:val="center"/>
             </w:pPr>
             <w:r/>
             <w:r>
@@ -2615,7 +2615,7 @@
           <w:p>
             <w:pPr>
               <w:spacing w:after="0" w:line="312" w:lineRule="auto"/>
-              <w:jc w:val="left"/>
+              <w:jc w:val="center"/>
             </w:pPr>
             <w:r/>
             <w:r>
@@ -2641,7 +2641,7 @@
           <w:p>
             <w:pPr>
               <w:spacing w:after="0" w:line="312" w:lineRule="auto"/>
-              <w:jc w:val="left"/>
+              <w:jc w:val="center"/>
             </w:pPr>
             <w:r/>
             <w:r>
@@ -2667,7 +2667,7 @@
           <w:p>
             <w:pPr>
               <w:spacing w:after="0" w:line="312" w:lineRule="auto"/>
-              <w:jc w:val="left"/>
+              <w:jc w:val="center"/>
             </w:pPr>
             <w:r/>
             <w:r>
@@ -2693,7 +2693,7 @@
           <w:p>
             <w:pPr>
               <w:spacing w:after="0" w:line="312" w:lineRule="auto"/>
-              <w:jc w:val="left"/>
+              <w:jc w:val="center"/>
             </w:pPr>
             <w:r/>
             <w:r>
@@ -2719,7 +2719,7 @@
           <w:p>
             <w:pPr>
               <w:spacing w:after="0" w:line="312" w:lineRule="auto"/>
-              <w:jc w:val="left"/>
+              <w:jc w:val="center"/>
             </w:pPr>
             <w:r/>
             <w:r>
@@ -2745,7 +2745,7 @@
           <w:p>
             <w:pPr>
               <w:spacing w:after="0" w:line="312" w:lineRule="auto"/>
-              <w:jc w:val="left"/>
+              <w:jc w:val="center"/>
             </w:pPr>
             <w:r/>
             <w:r>
@@ -2760,7 +2760,7 @@
       </w:tr>
       <w:tr>
         <w:trPr>
-          <w:trHeight w:val="496" w:hRule="atLeast"/>
+          <w:trHeight w:val="531" w:hRule="atLeast"/>
         </w:trPr>
         <w:tc>
           <w:tcPr>
@@ -2776,7 +2776,7 @@
           <w:p>
             <w:pPr>
               <w:spacing w:after="0" w:line="312" w:lineRule="auto"/>
-              <w:jc w:val="left"/>
+              <w:jc w:val="center"/>
             </w:pPr>
             <w:r/>
             <w:r>
@@ -2802,7 +2802,7 @@
           <w:p>
             <w:pPr>
               <w:spacing w:after="0" w:line="312" w:lineRule="auto"/>
-              <w:jc w:val="left"/>
+              <w:jc w:val="center"/>
             </w:pPr>
             <w:r/>
             <w:r>
@@ -2828,7 +2828,7 @@
           <w:p>
             <w:pPr>
               <w:spacing w:after="0" w:line="312" w:lineRule="auto"/>
-              <w:jc w:val="left"/>
+              <w:jc w:val="center"/>
             </w:pPr>
             <w:r/>
             <w:r>
@@ -2854,7 +2854,7 @@
           <w:p>
             <w:pPr>
               <w:spacing w:after="0" w:line="312" w:lineRule="auto"/>
-              <w:jc w:val="left"/>
+              <w:jc w:val="center"/>
             </w:pPr>
             <w:r/>
             <w:r>
@@ -2880,7 +2880,7 @@
           <w:p>
             <w:pPr>
               <w:spacing w:after="0" w:line="312" w:lineRule="auto"/>
-              <w:jc w:val="left"/>
+              <w:jc w:val="center"/>
             </w:pPr>
             <w:r/>
             <w:r>
@@ -2906,7 +2906,7 @@
           <w:p>
             <w:pPr>
               <w:spacing w:after="0" w:line="312" w:lineRule="auto"/>
-              <w:jc w:val="left"/>
+              <w:jc w:val="center"/>
             </w:pPr>
             <w:r/>
             <w:r>
@@ -2932,7 +2932,7 @@
           <w:p>
             <w:pPr>
               <w:spacing w:after="0" w:line="312" w:lineRule="auto"/>
-              <w:jc w:val="left"/>
+              <w:jc w:val="center"/>
             </w:pPr>
             <w:r/>
             <w:r>
@@ -2958,7 +2958,7 @@
           <w:p>
             <w:pPr>
               <w:spacing w:after="0" w:line="312" w:lineRule="auto"/>
-              <w:jc w:val="left"/>
+              <w:jc w:val="center"/>
             </w:pPr>
             <w:r/>
             <w:r>
@@ -2974,7 +2974,7 @@
     </w:tbl>
     <w:p>
       <w:pPr>
-        <w:spacing w:after="44" w:before="0" w:line="312" w:lineRule="auto"/>
+        <w:spacing w:after="47" w:before="0" w:line="312" w:lineRule="auto"/>
         <w:jc w:val="left"/>
       </w:pPr>
       <w:r>
@@ -3002,7 +3002,7 @@
       </w:tblGrid>
       <w:tr>
         <w:trPr>
-          <w:trHeight w:val="496" w:hRule="atLeast"/>
+          <w:trHeight w:val="531" w:hRule="atLeast"/>
         </w:trPr>
         <w:tc>
           <w:tcPr>
@@ -3144,7 +3144,7 @@
     </w:tbl>
     <w:p>
       <w:pPr>
-        <w:spacing w:after="44" w:before="0" w:line="312" w:lineRule="auto"/>
+        <w:spacing w:after="47" w:before="0" w:line="312" w:lineRule="auto"/>
         <w:jc w:val="left"/>
       </w:pPr>
       <w:r>
@@ -3157,7 +3157,7 @@
     </w:p>
     <w:p>
       <w:pPr>
-        <w:spacing w:after="44" w:before="0" w:line="312" w:lineRule="auto"/>
+        <w:spacing w:after="47" w:before="0" w:line="312" w:lineRule="auto"/>
         <w:jc w:val="center"/>
       </w:pPr>
       <w:r>
@@ -3171,7 +3171,7 @@
     </w:p>
     <w:p>
       <w:pPr>
-        <w:spacing w:after="88" w:before="88" w:line="312" w:lineRule="auto"/>
+        <w:spacing w:after="94" w:before="94" w:line="312" w:lineRule="auto"/>
         <w:jc w:val="center"/>
       </w:pPr>
       <w:r>
@@ -3198,7 +3198,7 @@
       </w:tblGrid>
       <w:tr>
         <w:trPr>
-          <w:trHeight w:val="558" w:hRule="atLeast"/>
+          <w:trHeight w:val="597" w:hRule="atLeast"/>
         </w:trPr>
         <w:tc>
           <w:tcPr>
@@ -3284,7 +3284,7 @@
       </w:tr>
       <w:tr>
         <w:trPr>
-          <w:trHeight w:val="558" w:hRule="atLeast"/>
+          <w:trHeight w:val="597" w:hRule="atLeast"/>
         </w:trPr>
         <w:tc>
           <w:tcPr>
@@ -3372,7 +3372,7 @@
     </w:tbl>
     <w:p>
       <w:pPr>
-        <w:spacing w:after="44" w:before="0" w:line="312" w:lineRule="auto"/>
+        <w:spacing w:after="47" w:before="0" w:line="312" w:lineRule="auto"/>
         <w:jc w:val="left"/>
       </w:pPr>
       <w:r>
@@ -3385,7 +3385,7 @@
     </w:p>
     <w:p>
       <w:pPr>
-        <w:spacing w:after="0" w:before="66" w:line="312" w:lineRule="auto"/>
+        <w:spacing w:after="0" w:before="70" w:line="312" w:lineRule="auto"/>
         <w:jc w:val="left"/>
       </w:pPr>
       <w:r>
